--- a/reports/word/2026年02月运动类App竞品更新分析报告.docx
+++ b/reports/word/2026年02月运动类App竞品更新分析报告.docx
@@ -508,7 +508,7 @@
     </w:p>
     <w:p>
       <w:r>
-        <w:t>报告生成时间：2026年03月09日 01:49</w:t>
+        <w:t>报告生成时间：2026年03月09日 01:58</w:t>
         <w:br/>
         <w:t>数据来源：公开应用商店更新记录、官方公告</w:t>
       </w:r>

--- a/reports/word/2026年02月运动类App竞品更新分析报告.docx
+++ b/reports/word/2026年02月运动类App竞品更新分析报告.docx
@@ -47,7 +47,7 @@
     </w:p>
     <w:p>
       <w:r>
-        <w:t>主要功能：</w:t>
+        <w:t>主要版本：</w:t>
       </w:r>
     </w:p>
     <w:p>
@@ -55,12 +55,12 @@
         <w:pStyle w:val="ListBullet"/>
       </w:pPr>
       <w:r>
-        <w:t>功能更新内容待补充</w:t>
+        <w:t>暂无版本信息</w:t>
       </w:r>
     </w:p>
     <w:p>
       <w:r>
-        <w:t>主要版本</w:t>
+        <w:t>公司动态：</w:t>
       </w:r>
     </w:p>
     <w:p>
@@ -68,20 +68,7 @@
         <w:pStyle w:val="ListBullet"/>
       </w:pPr>
       <w:r>
-        <w:t>版本信息待补充</w:t>
-      </w:r>
-    </w:p>
-    <w:p>
-      <w:r>
-        <w:t>公司动态</w:t>
-      </w:r>
-    </w:p>
-    <w:p>
-      <w:pPr>
-        <w:pStyle w:val="ListBullet"/>
-      </w:pPr>
-      <w:r>
-        <w:t>公司动态待补充</w:t>
+        <w:t>暂无动态信息</w:t>
       </w:r>
     </w:p>
     <w:p>
@@ -99,7 +86,7 @@
     </w:p>
     <w:p>
       <w:r>
-        <w:t>主要功能：</w:t>
+        <w:t>主要版本：</w:t>
       </w:r>
     </w:p>
     <w:p>
@@ -107,12 +94,12 @@
         <w:pStyle w:val="ListBullet"/>
       </w:pPr>
       <w:r>
-        <w:t>功能更新内容待补充</w:t>
+        <w:t>暂无版本信息</w:t>
       </w:r>
     </w:p>
     <w:p>
       <w:r>
-        <w:t>主要版本</w:t>
+        <w:t>公司动态：</w:t>
       </w:r>
     </w:p>
     <w:p>
@@ -120,20 +107,7 @@
         <w:pStyle w:val="ListBullet"/>
       </w:pPr>
       <w:r>
-        <w:t>版本信息待补充</w:t>
-      </w:r>
-    </w:p>
-    <w:p>
-      <w:r>
-        <w:t>公司动态</w:t>
-      </w:r>
-    </w:p>
-    <w:p>
-      <w:pPr>
-        <w:pStyle w:val="ListBullet"/>
-      </w:pPr>
-      <w:r>
-        <w:t>公司动态待补充</w:t>
+        <w:t>暂无动态信息</w:t>
       </w:r>
     </w:p>
     <w:p>
@@ -151,7 +125,7 @@
     </w:p>
     <w:p>
       <w:r>
-        <w:t>主要功能：</w:t>
+        <w:t>主要版本：</w:t>
       </w:r>
     </w:p>
     <w:p>
@@ -159,12 +133,12 @@
         <w:pStyle w:val="ListBullet"/>
       </w:pPr>
       <w:r>
-        <w:t>功能更新内容待补充</w:t>
+        <w:t>暂无版本信息</w:t>
       </w:r>
     </w:p>
     <w:p>
       <w:r>
-        <w:t>主要版本</w:t>
+        <w:t>公司动态：</w:t>
       </w:r>
     </w:p>
     <w:p>
@@ -172,20 +146,7 @@
         <w:pStyle w:val="ListBullet"/>
       </w:pPr>
       <w:r>
-        <w:t>版本信息待补充</w:t>
-      </w:r>
-    </w:p>
-    <w:p>
-      <w:r>
-        <w:t>公司动态</w:t>
-      </w:r>
-    </w:p>
-    <w:p>
-      <w:pPr>
-        <w:pStyle w:val="ListBullet"/>
-      </w:pPr>
-      <w:r>
-        <w:t>公司动态待补充</w:t>
+        <w:t>暂无动态信息</w:t>
       </w:r>
     </w:p>
     <w:p>
@@ -203,7 +164,7 @@
     </w:p>
     <w:p>
       <w:r>
-        <w:t>主要功能：</w:t>
+        <w:t>主要版本：</w:t>
       </w:r>
     </w:p>
     <w:p>
@@ -211,12 +172,12 @@
         <w:pStyle w:val="ListBullet"/>
       </w:pPr>
       <w:r>
-        <w:t>功能更新内容待补充</w:t>
+        <w:t>暂无版本信息</w:t>
       </w:r>
     </w:p>
     <w:p>
       <w:r>
-        <w:t>主要版本</w:t>
+        <w:t>公司动态：</w:t>
       </w:r>
     </w:p>
     <w:p>
@@ -224,20 +185,7 @@
         <w:pStyle w:val="ListBullet"/>
       </w:pPr>
       <w:r>
-        <w:t>版本信息待补充</w:t>
-      </w:r>
-    </w:p>
-    <w:p>
-      <w:r>
-        <w:t>公司动态</w:t>
-      </w:r>
-    </w:p>
-    <w:p>
-      <w:pPr>
-        <w:pStyle w:val="ListBullet"/>
-      </w:pPr>
-      <w:r>
-        <w:t>公司动态待补充</w:t>
+        <w:t>暂无动态信息</w:t>
       </w:r>
     </w:p>
     <w:p>
@@ -255,7 +203,7 @@
     </w:p>
     <w:p>
       <w:r>
-        <w:t>主要功能：</w:t>
+        <w:t>主要版本：</w:t>
       </w:r>
     </w:p>
     <w:p>
@@ -263,12 +211,12 @@
         <w:pStyle w:val="ListBullet"/>
       </w:pPr>
       <w:r>
-        <w:t>功能更新内容待补充</w:t>
+        <w:t>暂无版本信息</w:t>
       </w:r>
     </w:p>
     <w:p>
       <w:r>
-        <w:t>主要版本</w:t>
+        <w:t>公司动态：</w:t>
       </w:r>
     </w:p>
     <w:p>
@@ -276,20 +224,7 @@
         <w:pStyle w:val="ListBullet"/>
       </w:pPr>
       <w:r>
-        <w:t>版本信息待补充</w:t>
-      </w:r>
-    </w:p>
-    <w:p>
-      <w:r>
-        <w:t>公司动态</w:t>
-      </w:r>
-    </w:p>
-    <w:p>
-      <w:pPr>
-        <w:pStyle w:val="ListBullet"/>
-      </w:pPr>
-      <w:r>
-        <w:t>公司动态待补充</w:t>
+        <w:t>暂无动态信息</w:t>
       </w:r>
     </w:p>
     <w:p>
@@ -307,7 +242,7 @@
     </w:p>
     <w:p>
       <w:r>
-        <w:t>主要功能：</w:t>
+        <w:t>主要版本：</w:t>
       </w:r>
     </w:p>
     <w:p>
@@ -315,12 +250,12 @@
         <w:pStyle w:val="ListBullet"/>
       </w:pPr>
       <w:r>
-        <w:t>功能更新内容待补充</w:t>
+        <w:t>暂无版本信息</w:t>
       </w:r>
     </w:p>
     <w:p>
       <w:r>
-        <w:t>主要版本</w:t>
+        <w:t>公司动态：</w:t>
       </w:r>
     </w:p>
     <w:p>
@@ -328,20 +263,7 @@
         <w:pStyle w:val="ListBullet"/>
       </w:pPr>
       <w:r>
-        <w:t>版本信息待补充</w:t>
-      </w:r>
-    </w:p>
-    <w:p>
-      <w:r>
-        <w:t>公司动态</w:t>
-      </w:r>
-    </w:p>
-    <w:p>
-      <w:pPr>
-        <w:pStyle w:val="ListBullet"/>
-      </w:pPr>
-      <w:r>
-        <w:t>公司动态待补充</w:t>
+        <w:t>暂无动态信息</w:t>
       </w:r>
     </w:p>
     <w:p>
@@ -359,7 +281,7 @@
     </w:p>
     <w:p>
       <w:r>
-        <w:t>主要功能：</w:t>
+        <w:t>主要版本：</w:t>
       </w:r>
     </w:p>
     <w:p>
@@ -367,12 +289,12 @@
         <w:pStyle w:val="ListBullet"/>
       </w:pPr>
       <w:r>
-        <w:t>功能更新内容待补充</w:t>
+        <w:t>暂无版本信息</w:t>
       </w:r>
     </w:p>
     <w:p>
       <w:r>
-        <w:t>主要版本</w:t>
+        <w:t>公司动态：</w:t>
       </w:r>
     </w:p>
     <w:p>
@@ -380,20 +302,7 @@
         <w:pStyle w:val="ListBullet"/>
       </w:pPr>
       <w:r>
-        <w:t>版本信息待补充</w:t>
-      </w:r>
-    </w:p>
-    <w:p>
-      <w:r>
-        <w:t>公司动态</w:t>
-      </w:r>
-    </w:p>
-    <w:p>
-      <w:pPr>
-        <w:pStyle w:val="ListBullet"/>
-      </w:pPr>
-      <w:r>
-        <w:t>公司动态待补充</w:t>
+        <w:t>暂无动态信息</w:t>
       </w:r>
     </w:p>
     <w:p>
@@ -411,7 +320,7 @@
     </w:p>
     <w:p>
       <w:r>
-        <w:t>主要功能：</w:t>
+        <w:t>主要版本：</w:t>
       </w:r>
     </w:p>
     <w:p>
@@ -419,12 +328,12 @@
         <w:pStyle w:val="ListBullet"/>
       </w:pPr>
       <w:r>
-        <w:t>功能更新内容待补充</w:t>
+        <w:t>暂无版本信息</w:t>
       </w:r>
     </w:p>
     <w:p>
       <w:r>
-        <w:t>主要版本</w:t>
+        <w:t>公司动态：</w:t>
       </w:r>
     </w:p>
     <w:p>
@@ -432,20 +341,7 @@
         <w:pStyle w:val="ListBullet"/>
       </w:pPr>
       <w:r>
-        <w:t>版本信息待补充</w:t>
-      </w:r>
-    </w:p>
-    <w:p>
-      <w:r>
-        <w:t>公司动态</w:t>
-      </w:r>
-    </w:p>
-    <w:p>
-      <w:pPr>
-        <w:pStyle w:val="ListBullet"/>
-      </w:pPr>
-      <w:r>
-        <w:t>公司动态待补充</w:t>
+        <w:t>暂无动态信息</w:t>
       </w:r>
     </w:p>
     <w:p>
@@ -508,7 +404,7 @@
     </w:p>
     <w:p>
       <w:r>
-        <w:t>报告生成时间：2026年03月09日 01:58</w:t>
+        <w:t>报告生成时间：2026年03月09日 02:22</w:t>
         <w:br/>
         <w:t>数据来源：公开应用商店更新记录、官方公告</w:t>
       </w:r>

--- a/reports/word/2026年02月运动类App竞品更新分析报告.docx
+++ b/reports/word/2026年02月运动类App竞品更新分析报告.docx
@@ -55,7 +55,7 @@
         <w:pStyle w:val="ListBullet"/>
       </w:pPr>
       <w:r>
-        <w:t>暂无版本信息</w:t>
+        <w:t>iOS (Search): 版本 8.7.30 (更新于 未知)</w:t>
       </w:r>
     </w:p>
     <w:p>
@@ -68,7 +68,39 @@
         <w:pStyle w:val="ListBullet"/>
       </w:pPr>
       <w:r>
-        <w:t>暂无动态信息</w:t>
+        <w:t>日常生產力由GeminiAI與Keep整合推動：2026年節省40市場領先與多場景節奏提升 (2026-02)</w:t>
+      </w:r>
+    </w:p>
+    <w:p>
+      <w:pPr>
+        <w:pStyle w:val="ListBullet"/>
+      </w:pPr>
+      <w:r>
+        <w:t>Keep首次年度盈利解析：增长逻辑重塑与2026年展望 (2026-02)</w:t>
+      </w:r>
+    </w:p>
+    <w:p>
+      <w:pPr>
+        <w:pStyle w:val="ListBullet"/>
+      </w:pPr>
+      <w:r>
+        <w:t>Keep实现盈利，2026年AI年化收入或破2亿|留存率 ... - 网易 (2026-02)</w:t>
+      </w:r>
+    </w:p>
+    <w:p>
+      <w:pPr>
+        <w:pStyle w:val="ListBullet"/>
+      </w:pPr>
+      <w:r>
+        <w:t>Google Keep 在 2025 年進行多項更新，提升用戶體驗 | Techritual 香港 (2026-02)</w:t>
+      </w:r>
+    </w:p>
+    <w:p>
+      <w:pPr>
+        <w:pStyle w:val="ListBullet"/>
+      </w:pPr>
+      <w:r>
+        <w:t>迭代到第八代的Keep，能重新成为好"工具"吗？_腾讯新闻 (2026-02)</w:t>
       </w:r>
     </w:p>
     <w:p>
@@ -94,7 +126,7 @@
         <w:pStyle w:val="ListBullet"/>
       </w:pPr>
       <w:r>
-        <w:t>暂无版本信息</w:t>
+        <w:t>iOS (Search): 版本 453.1.0 (更新于 未知)</w:t>
       </w:r>
     </w:p>
     <w:p>
@@ -107,7 +139,39 @@
         <w:pStyle w:val="ListBullet"/>
       </w:pPr>
       <w:r>
-        <w:t>暂无动态信息</w:t>
+        <w:t>Strava サービス利用規約とプライバシーポリシーの改定について - Strava サポート (2026-02)</w:t>
+      </w:r>
+    </w:p>
+    <w:p>
+      <w:pPr>
+        <w:pStyle w:val="ListBullet"/>
+      </w:pPr>
+      <w:r>
+        <w:t>【2026年版】ミドル世代のStrava活用術!健康と安全を守るコツ | GOMA（ゴーマ）の休日 (2026-02)</w:t>
+      </w:r>
+    </w:p>
+    <w:p>
+      <w:pPr>
+        <w:pStyle w:val="ListBullet"/>
+      </w:pPr>
+      <w:r>
+        <w:t>Strava isn't just a fitness app anymore, and 2026 will prove it - T3 (2026-02)</w:t>
+      </w:r>
+    </w:p>
+    <w:p>
+      <w:pPr>
+        <w:pStyle w:val="ListBullet"/>
+      </w:pPr>
+      <w:r>
+        <w:t>5 things you need to know about Strava's new terms and ... - BikeRadar (2026-02)</w:t>
+      </w:r>
+    </w:p>
+    <w:p>
+      <w:pPr>
+        <w:pStyle w:val="ListBullet"/>
+      </w:pPr>
+      <w:r>
+        <w:t>單車時代 - 【Strava 新制上路 五件關於隱私、付費和 AI 的必知事項】 各位單車人和跑者們，注意了! Strava 在 2026 年 ... (2026-02)</w:t>
       </w:r>
     </w:p>
     <w:p>
@@ -133,7 +197,7 @@
         <w:pStyle w:val="ListBullet"/>
       </w:pPr>
       <w:r>
-        <w:t>暂无版本信息</w:t>
+        <w:t>iOS (Search): 版本 5.22.1 (更新于 未知)</w:t>
       </w:r>
     </w:p>
     <w:p>
@@ -146,7 +210,39 @@
         <w:pStyle w:val="ListBullet"/>
       </w:pPr>
       <w:r>
-        <w:t>暂无动态信息</w:t>
+        <w:t>2026 Q1 Software Updates | Garmin Hong Kong (2026-02)</w:t>
+      </w:r>
+    </w:p>
+    <w:p>
+      <w:pPr>
+        <w:pStyle w:val="ListBullet"/>
+      </w:pPr>
+      <w:r>
+        <w:t>佳明智能手表软件更新 2026年1月：完整指南 | WristTale - Read novels on your Garmin watch (2026-02)</w:t>
+      </w:r>
+    </w:p>
+    <w:p>
+      <w:pPr>
+        <w:pStyle w:val="ListBullet"/>
+      </w:pPr>
+      <w:r>
+        <w:t>ソフトウェア更新 | Garmin 日本 (2026-02)</w:t>
+      </w:r>
+    </w:p>
+    <w:p>
+      <w:pPr>
+        <w:pStyle w:val="ListBullet"/>
+      </w:pPr>
+      <w:r>
+        <w:t>Garmin 2025 全球用戶數據大公開 揭密 2026 關鍵運動趨勢 | 新聞 | Garmin 台灣 (2026-02)</w:t>
+      </w:r>
+    </w:p>
+    <w:p>
+      <w:pPr>
+        <w:pStyle w:val="ListBullet"/>
+      </w:pPr>
+      <w:r>
+        <w:t>Garmin's New Features for 2026 - Every Q1 Feature Detailed. (2026-02)</w:t>
       </w:r>
     </w:p>
     <w:p>
@@ -172,7 +268,7 @@
         <w:pStyle w:val="ListBullet"/>
       </w:pPr>
       <w:r>
-        <w:t>暂无版本信息</w:t>
+        <w:t>iOS (Search): 版本 1.108.0 (更新于 未知)</w:t>
       </w:r>
     </w:p>
     <w:p>
@@ -185,7 +281,39 @@
         <w:pStyle w:val="ListBullet"/>
       </w:pPr>
       <w:r>
-        <w:t>暂无动态信息</w:t>
+        <w:t>Game Update v 1.106 [January 2026] - Zwift Game - Zwift Forums (2026-02)</w:t>
+      </w:r>
+    </w:p>
+    <w:p>
+      <w:pPr>
+        <w:pStyle w:val="ListBullet"/>
+      </w:pPr>
+      <w:r>
+        <w:t>Game Updates - Zwift Insider (2026-02)</w:t>
+      </w:r>
+    </w:p>
+    <w:p>
+      <w:pPr>
+        <w:pStyle w:val="ListBullet"/>
+      </w:pPr>
+      <w:r>
+        <w:t>Zwift Games Returns for 2026 with New Routes, Bonus Stage and Expanded ... (2026-02)</w:t>
+      </w:r>
+    </w:p>
+    <w:p>
+      <w:pPr>
+        <w:pStyle w:val="ListBullet"/>
+      </w:pPr>
+      <w:r>
+        <w:t>What's new | What's on Zwift? (2026-02)</w:t>
+      </w:r>
+    </w:p>
+    <w:p>
+      <w:pPr>
+        <w:pStyle w:val="ListBullet"/>
+      </w:pPr>
+      <w:r>
+        <w:t>【Zwiftニュース】 Zwift新イベント発表!Tour de Zwift 2026 開催 - YouTube (2026-02)</w:t>
       </w:r>
     </w:p>
     <w:p>
@@ -211,7 +339,7 @@
         <w:pStyle w:val="ListBullet"/>
       </w:pPr>
       <w:r>
-        <w:t>暂无版本信息</w:t>
+        <w:t>iOS (Search): 版本 5.6.1 (更新于 未知)</w:t>
       </w:r>
     </w:p>
     <w:p>
@@ -224,7 +352,39 @@
         <w:pStyle w:val="ListBullet"/>
       </w:pPr>
       <w:r>
-        <w:t>暂无动态信息</w:t>
+        <w:t>MyWhoosh 5.6.0 update | MyWhooshInfo (2026-02)</w:t>
+      </w:r>
+    </w:p>
+    <w:p>
+      <w:pPr>
+        <w:pStyle w:val="ListBullet"/>
+      </w:pPr>
+      <w:r>
+        <w:t>NEW FEATURES Archives - MyWhoosh (2026-02)</w:t>
+      </w:r>
+    </w:p>
+    <w:p>
+      <w:pPr>
+        <w:pStyle w:val="ListBullet"/>
+      </w:pPr>
+      <w:r>
+        <w:t>News Articles Archive - MyWhoosh (2026-02)</w:t>
+      </w:r>
+    </w:p>
+    <w:p>
+      <w:pPr>
+        <w:pStyle w:val="ListBullet"/>
+      </w:pPr>
+      <w:r>
+        <w:t>Race Results, Routes, Workouts and Riders | MyWhooshInfo (2026-02)</w:t>
+      </w:r>
+    </w:p>
+    <w:p>
+      <w:pPr>
+        <w:pStyle w:val="ListBullet"/>
+      </w:pPr>
+      <w:r>
+        <w:t>MyWhoosh 5.4.0 update | MyWhooshInfo (2026-02)</w:t>
       </w:r>
     </w:p>
     <w:p>
@@ -250,7 +410,7 @@
         <w:pStyle w:val="ListBullet"/>
       </w:pPr>
       <w:r>
-        <w:t>暂无版本信息</w:t>
+        <w:t>iOS (Search): 版本 8.06.32 (更新于 未知)</w:t>
       </w:r>
     </w:p>
     <w:p>
@@ -289,7 +449,7 @@
         <w:pStyle w:val="ListBullet"/>
       </w:pPr>
       <w:r>
-        <w:t>暂无版本信息</w:t>
+        <w:t>iOS (Search): 版本 3.26.5 (更新于 未知)</w:t>
       </w:r>
     </w:p>
     <w:p>
@@ -328,7 +488,7 @@
         <w:pStyle w:val="ListBullet"/>
       </w:pPr>
       <w:r>
-        <w:t>暂无版本信息</w:t>
+        <w:t>iOS (Search): 版本 4.5.2 (更新于 未知)</w:t>
       </w:r>
     </w:p>
     <w:p>
@@ -404,7 +564,7 @@
     </w:p>
     <w:p>
       <w:r>
-        <w:t>报告生成时间：2026年03月09日 02:22</w:t>
+        <w:t>报告生成时间：2026年03月09日 02:31</w:t>
         <w:br/>
         <w:t>数据来源：公开应用商店更新记录、官方公告</w:t>
       </w:r>

--- a/reports/word/2026年02月运动类App竞品更新分析报告.docx
+++ b/reports/word/2026年02月运动类App竞品更新分析报告.docx
@@ -155,14 +155,6 @@
         <w:pStyle w:val="ListBullet"/>
       </w:pPr>
       <w:r>
-        <w:t>Strava isn't just a fitness app anymore, and 2026 will prove it - T3 (2026-02)</w:t>
-      </w:r>
-    </w:p>
-    <w:p>
-      <w:pPr>
-        <w:pStyle w:val="ListBullet"/>
-      </w:pPr>
-      <w:r>
         <w:t>5 things you need to know about Strava's new terms and ... - BikeRadar (2026-02)</w:t>
       </w:r>
     </w:p>
@@ -172,6 +164,14 @@
       </w:pPr>
       <w:r>
         <w:t>單車時代 - 【Strava 新制上路 五件關於隱私、付費和 AI 的必知事項】 各位單車人和跑者們，注意了! Strava 在 2026 年 ... (2026-02)</w:t>
+      </w:r>
+    </w:p>
+    <w:p>
+      <w:pPr>
+        <w:pStyle w:val="ListBullet"/>
+      </w:pPr>
+      <w:r>
+        <w:t>Strava | 定價 (2026-02)</w:t>
       </w:r>
     </w:p>
     <w:p>
@@ -281,7 +281,7 @@
         <w:pStyle w:val="ListBullet"/>
       </w:pPr>
       <w:r>
-        <w:t>Game Update v 1.106 [January 2026] - Zwift Game - Zwift Forums (2026-02)</w:t>
+        <w:t>All About Zwift Games 2026: Where the World Comes to Race! (2026-02)</w:t>
       </w:r>
     </w:p>
     <w:p>
@@ -289,7 +289,7 @@
         <w:pStyle w:val="ListBullet"/>
       </w:pPr>
       <w:r>
-        <w:t>Game Updates - Zwift Insider (2026-02)</w:t>
+        <w:t>Zwift Games Returns Bigger and Better in 2026 (2026-02)</w:t>
       </w:r>
     </w:p>
     <w:p>
@@ -305,7 +305,7 @@
         <w:pStyle w:val="ListBullet"/>
       </w:pPr>
       <w:r>
-        <w:t>What's new | What's on Zwift? (2026-02)</w:t>
+        <w:t>【Zwiftニュース】 Zwift新イベント発表!Tour de Zwift 2026 開催 - YouTube (2026-02)</w:t>
       </w:r>
     </w:p>
     <w:p>
@@ -313,7 +313,7 @@
         <w:pStyle w:val="ListBullet"/>
       </w:pPr>
       <w:r>
-        <w:t>【Zwiftニュース】 Zwift新イベント発表!Tour de Zwift 2026 開催 - YouTube (2026-02)</w:t>
+        <w:t>Game Updates - Zwift Insider (2026-02)</w:t>
       </w:r>
     </w:p>
     <w:p>
@@ -352,39 +352,7 @@
         <w:pStyle w:val="ListBullet"/>
       </w:pPr>
       <w:r>
-        <w:t>MyWhoosh 5.6.0 update | MyWhooshInfo (2026-02)</w:t>
-      </w:r>
-    </w:p>
-    <w:p>
-      <w:pPr>
-        <w:pStyle w:val="ListBullet"/>
-      </w:pPr>
-      <w:r>
-        <w:t>NEW FEATURES Archives - MyWhoosh (2026-02)</w:t>
-      </w:r>
-    </w:p>
-    <w:p>
-      <w:pPr>
-        <w:pStyle w:val="ListBullet"/>
-      </w:pPr>
-      <w:r>
-        <w:t>News Articles Archive - MyWhoosh (2026-02)</w:t>
-      </w:r>
-    </w:p>
-    <w:p>
-      <w:pPr>
-        <w:pStyle w:val="ListBullet"/>
-      </w:pPr>
-      <w:r>
-        <w:t>Race Results, Routes, Workouts and Riders | MyWhooshInfo (2026-02)</w:t>
-      </w:r>
-    </w:p>
-    <w:p>
-      <w:pPr>
-        <w:pStyle w:val="ListBullet"/>
-      </w:pPr>
-      <w:r>
-        <w:t>MyWhoosh 5.4.0 update | MyWhooshInfo (2026-02)</w:t>
+        <w:t>Newsletter Subscription ()</w:t>
       </w:r>
     </w:p>
     <w:p>
@@ -564,7 +532,7 @@
     </w:p>
     <w:p>
       <w:r>
-        <w:t>报告生成时间：2026年03月09日 02:31</w:t>
+        <w:t>报告生成时间：2026年03月09日 02:39</w:t>
         <w:br/>
         <w:t>数据来源：公开应用商店更新记录、官方公告</w:t>
       </w:r>

--- a/reports/word/2026年02月运动类App竞品更新分析报告.docx
+++ b/reports/word/2026年02月运动类App竞品更新分析报告.docx
@@ -155,14 +155,6 @@
         <w:pStyle w:val="ListBullet"/>
       </w:pPr>
       <w:r>
-        <w:t>5 things you need to know about Strava's new terms and ... - BikeRadar (2026-02)</w:t>
-      </w:r>
-    </w:p>
-    <w:p>
-      <w:pPr>
-        <w:pStyle w:val="ListBullet"/>
-      </w:pPr>
-      <w:r>
         <w:t>單車時代 - 【Strava 新制上路 五件關於隱私、付費和 AI 的必知事項】 各位單車人和跑者們，注意了! Strava 在 2026 年 ... (2026-02)</w:t>
       </w:r>
     </w:p>
@@ -171,7 +163,15 @@
         <w:pStyle w:val="ListBullet"/>
       </w:pPr>
       <w:r>
-        <w:t>Strava | 定價 (2026-02)</w:t>
+        <w:t>Strava isn't just a fitness app anymore, and 2026 will prove it - T3 (2026-02)</w:t>
+      </w:r>
+    </w:p>
+    <w:p>
+      <w:pPr>
+        <w:pStyle w:val="ListBullet"/>
+      </w:pPr>
+      <w:r>
+        <w:t>5 things you need to know about Strava's new terms and ... - BikeRadar (2026-02)</w:t>
       </w:r>
     </w:p>
     <w:p>
@@ -210,14 +210,6 @@
         <w:pStyle w:val="ListBullet"/>
       </w:pPr>
       <w:r>
-        <w:t>2026 Q1 Software Updates | Garmin Hong Kong (2026-02)</w:t>
-      </w:r>
-    </w:p>
-    <w:p>
-      <w:pPr>
-        <w:pStyle w:val="ListBullet"/>
-      </w:pPr>
-      <w:r>
         <w:t>佳明智能手表软件更新 2026年1月：完整指南 | WristTale - Read novels on your Garmin watch (2026-02)</w:t>
       </w:r>
     </w:p>
@@ -226,7 +218,7 @@
         <w:pStyle w:val="ListBullet"/>
       </w:pPr>
       <w:r>
-        <w:t>ソフトウェア更新 | Garmin 日本 (2026-02)</w:t>
+        <w:t>告別每日一充!Garmin 多久充電一次？實測與保養解析 - UpToGo (2026-02)</w:t>
       </w:r>
     </w:p>
     <w:p>
@@ -234,7 +226,7 @@
         <w:pStyle w:val="ListBullet"/>
       </w:pPr>
       <w:r>
-        <w:t>Garmin 2025 全球用戶數據大公開 揭密 2026 關鍵運動趨勢 | 新聞 | Garmin 台灣 (2026-02)</w:t>
+        <w:t>与connect连接后一直现实正在发送软件更新【garmin吧】_百度贴吧 (2026-02)</w:t>
       </w:r>
     </w:p>
     <w:p>
@@ -242,7 +234,15 @@
         <w:pStyle w:val="ListBullet"/>
       </w:pPr>
       <w:r>
-        <w:t>Garmin's New Features for 2026 - Every Q1 Feature Detailed. (2026-02)</w:t>
+        <w:t>佳明手表的系统更新-使用Garmin Express软件更新手表_哔哩哔哩_bilibili (2026-02)</w:t>
+      </w:r>
+    </w:p>
+    <w:p>
+      <w:pPr>
+        <w:pStyle w:val="ListBullet"/>
+      </w:pPr>
+      <w:r>
+        <w:t>【解決】Garmin Connectで「ソフトウェア更新を送信中」が終わらない原因と直し方（体験ベース） (2026-02)</w:t>
       </w:r>
     </w:p>
     <w:p>
@@ -305,7 +305,7 @@
         <w:pStyle w:val="ListBullet"/>
       </w:pPr>
       <w:r>
-        <w:t>【Zwiftニュース】 Zwift新イベント発表!Tour de Zwift 2026 開催 - YouTube (2026-02)</w:t>
+        <w:t>Game Updates - Zwift Insider (2026-02)</w:t>
       </w:r>
     </w:p>
     <w:p>
@@ -313,7 +313,7 @@
         <w:pStyle w:val="ListBullet"/>
       </w:pPr>
       <w:r>
-        <w:t>Game Updates - Zwift Insider (2026-02)</w:t>
+        <w:t>【Zwiftニュース】 Zwift新イベント発表!Tour de Zwift 2026 開催 - YouTube (2026-02)</w:t>
       </w:r>
     </w:p>
     <w:p>
@@ -532,7 +532,7 @@
     </w:p>
     <w:p>
       <w:r>
-        <w:t>报告生成时间：2026年03月09日 02:39</w:t>
+        <w:t>报告生成时间：2026年03月09日 02:50</w:t>
         <w:br/>
         <w:t>数据来源：公开应用商店更新记录、官方公告</w:t>
       </w:r>

--- a/reports/word/2026年02月运动类App竞品更新分析报告.docx
+++ b/reports/word/2026年02月运动类App竞品更新分析报告.docx
@@ -16,7 +16,7 @@
         <w:pStyle w:val="Heading1"/>
       </w:pPr>
       <w:r>
-        <w:t>2026年02月运动类App竞品更新分析报告</w:t>
+        <w:t>2026年02月竞品动态汇总报告</w:t>
       </w:r>
     </w:p>
     <w:p>
@@ -24,20 +24,7 @@
         <w:pStyle w:val="Heading2"/>
       </w:pPr>
       <w:r>
-        <w:t>引言</w:t>
-      </w:r>
-    </w:p>
-    <w:p>
-      <w:r>
-        <w:t>本报告旨在，对 Keep, Strava, Garmin Connect, Zwift, MyWhoosh, iGPSPORT, 行者, Rouvy 等主流运动类 App 在 2026 年 2 月 1 日至 2 月 28 日期间的公开更新记录进行梳理，分析 2026 年 2 月运动类 App 的更新动态。</w:t>
-      </w:r>
-    </w:p>
-    <w:p>
-      <w:pPr>
-        <w:pStyle w:val="Heading2"/>
-      </w:pPr>
-      <w:r>
-        <w:t>1. Keep</w:t>
+        <w:t>软件名称：Keep</w:t>
       </w:r>
     </w:p>
     <w:p>
@@ -47,7 +34,7 @@
     </w:p>
     <w:p>
       <w:r>
-        <w:t>主要版本：</w:t>
+        <w:t>主要新功能：</w:t>
       </w:r>
     </w:p>
     <w:p>
@@ -55,12 +42,12 @@
         <w:pStyle w:val="ListBullet"/>
       </w:pPr>
       <w:r>
-        <w:t>iOS (Search): 版本 8.7.30 (更新于 未知)</w:t>
+        <w:t>（根据版本更新内容提取）</w:t>
       </w:r>
     </w:p>
     <w:p>
       <w:r>
-        <w:t>公司动态：</w:t>
+        <w:t>主要版本及内容：</w:t>
       </w:r>
     </w:p>
     <w:p>
@@ -68,7 +55,7 @@
         <w:pStyle w:val="ListBullet"/>
       </w:pPr>
       <w:r>
-        <w:t>日常生產力由GeminiAI與Keep整合推動：2026年節省40市場領先與多場景節奏提升 (2026-02)</w:t>
+        <w:t>8.7.30（2026-02-28）：</w:t>
       </w:r>
     </w:p>
     <w:p>
@@ -76,7 +63,7 @@
         <w:pStyle w:val="ListBullet"/>
       </w:pPr>
       <w:r>
-        <w:t>Keep首次年度盈利解析：增长逻辑重塑与2026年展望 (2026-02)</w:t>
+        <w:t>2.2026.10100（2026-03-09）：</w:t>
       </w:r>
     </w:p>
     <w:p>
@@ -84,7 +71,12 @@
         <w:pStyle w:val="ListBullet"/>
       </w:pPr>
       <w:r>
-        <w:t>Keep实现盈利，2026年AI年化收入或破2亿|留存率 ... - 网易 (2026-02)</w:t>
+        <w:t>13.20.0（2026-02-19）：</w:t>
+      </w:r>
+    </w:p>
+    <w:p>
+      <w:r>
+        <w:t>相关动态：</w:t>
       </w:r>
     </w:p>
     <w:p>
@@ -92,7 +84,7 @@
         <w:pStyle w:val="ListBullet"/>
       </w:pPr>
       <w:r>
-        <w:t>Google Keep 在 2025 年進行多項更新，提升用戶體驗 | Techritual 香港 (2026-02)</w:t>
+        <w:t>2026-02：Keep Download</w:t>
       </w:r>
     </w:p>
     <w:p>
@@ -100,7 +92,55 @@
         <w:pStyle w:val="ListBullet"/>
       </w:pPr>
       <w:r>
-        <w:t>迭代到第八代的Keep，能重新成为好"工具"吗？_腾讯新闻 (2026-02)</w:t>
+        <w:t>2026-02：Keep 安卓APK下载 - 最新版本</w:t>
+      </w:r>
+    </w:p>
+    <w:p>
+      <w:pPr>
+        <w:pStyle w:val="ListBullet"/>
+      </w:pPr>
+      <w:r>
+        <w:t>2026-02：Keep- AI 运动教练 - 小米应用商店</w:t>
+      </w:r>
+    </w:p>
+    <w:p>
+      <w:pPr>
+        <w:pStyle w:val="ListBullet"/>
+      </w:pPr>
+      <w:r>
+        <w:t>2026-02：‎Keep - AI 运动教练 App - App Store</w:t>
+      </w:r>
+    </w:p>
+    <w:p>
+      <w:pPr>
+        <w:pStyle w:val="ListBullet"/>
+      </w:pPr>
+      <w:r>
+        <w:t>2026-02：JVN iPedia - 脆弱性対策情報データベース</w:t>
+      </w:r>
+    </w:p>
+    <w:p>
+      <w:pPr>
+        <w:pStyle w:val="ListBullet"/>
+      </w:pPr>
+      <w:r>
+        <w:t>2026-02：KeepAPP免费下载安装2026最新版_手机APP下载_百度手机助手</w:t>
+      </w:r>
+    </w:p>
+    <w:p>
+      <w:pPr>
+        <w:pStyle w:val="ListBullet"/>
+      </w:pPr>
+      <w:r>
+        <w:t>2026-02：Keep_苹果IOS_中国区的历史版本更新记录-爱果资源-苹果APP历史版本查询_IOS旧版应用在线降级_下载_安装</w:t>
+      </w:r>
+    </w:p>
+    <w:p>
+      <w:pPr>
+        <w:pStyle w:val="ListBullet"/>
+      </w:pPr>
+      <w:r>
+        <w:t>2026-02：在APKPure Lite下载 Keep - 自由运动场 安卓历史版本</w:t>
       </w:r>
     </w:p>
     <w:p>
@@ -108,7 +148,7 @@
         <w:pStyle w:val="Heading2"/>
       </w:pPr>
       <w:r>
-        <w:t>2. Strava</w:t>
+        <w:t>软件名称：Strava</w:t>
       </w:r>
     </w:p>
     <w:p>
@@ -118,7 +158,7 @@
     </w:p>
     <w:p>
       <w:r>
-        <w:t>主要版本：</w:t>
+        <w:t>主要新功能：</w:t>
       </w:r>
     </w:p>
     <w:p>
@@ -126,12 +166,12 @@
         <w:pStyle w:val="ListBullet"/>
       </w:pPr>
       <w:r>
-        <w:t>iOS (Search): 版本 453.1.0 (更新于 未知)</w:t>
+        <w:t>（根据版本更新内容提取）</w:t>
       </w:r>
     </w:p>
     <w:p>
       <w:r>
-        <w:t>公司动态：</w:t>
+        <w:t>主要版本及内容：</w:t>
       </w:r>
     </w:p>
     <w:p>
@@ -139,7 +179,7 @@
         <w:pStyle w:val="ListBullet"/>
       </w:pPr>
       <w:r>
-        <w:t>Strava サービス利用規約とプライバシーポリシーの改定について - Strava サポート (2026-02)</w:t>
+        <w:t>453.1.0（2026-03-05）：</w:t>
       </w:r>
     </w:p>
     <w:p>
@@ -147,7 +187,7 @@
         <w:pStyle w:val="ListBullet"/>
       </w:pPr>
       <w:r>
-        <w:t>【2026年版】ミドル世代のStrava活用術!健康と安全を守るコツ | GOMA（ゴーマ）の休日 (2026-02)</w:t>
+        <w:t>7.75.0（2026-03-05）：</w:t>
       </w:r>
     </w:p>
     <w:p>
@@ -155,23 +195,17 @@
         <w:pStyle w:val="ListBullet"/>
       </w:pPr>
       <w:r>
-        <w:t>單車時代 - 【Strava 新制上路 五件關於隱私、付費和 AI 的必知事項】 各位單車人和跑者們，注意了! Strava 在 2026 年 ... (2026-02)</w:t>
+        <w:t>8.29.0（2026-03-11）：</w:t>
       </w:r>
     </w:p>
     <w:p>
-      <w:pPr>
-        <w:pStyle w:val="ListBullet"/>
-      </w:pPr>
       <w:r>
-        <w:t>Strava isn't just a fitness app anymore, and 2026 will prove it - T3 (2026-02)</w:t>
+        <w:t>相关动态：</w:t>
       </w:r>
     </w:p>
     <w:p>
-      <w:pPr>
-        <w:pStyle w:val="ListBullet"/>
-      </w:pPr>
       <w:r>
-        <w:t>5 things you need to know about Strava's new terms and ... - BikeRadar (2026-02)</w:t>
+        <w:t>无</w:t>
       </w:r>
     </w:p>
     <w:p>
@@ -179,7 +213,7 @@
         <w:pStyle w:val="Heading2"/>
       </w:pPr>
       <w:r>
-        <w:t>3. Garmin Connect</w:t>
+        <w:t>软件名称：Garmin Connect</w:t>
       </w:r>
     </w:p>
     <w:p>
@@ -189,7 +223,7 @@
     </w:p>
     <w:p>
       <w:r>
-        <w:t>主要版本：</w:t>
+        <w:t>主要新功能：</w:t>
       </w:r>
     </w:p>
     <w:p>
@@ -197,12 +231,12 @@
         <w:pStyle w:val="ListBullet"/>
       </w:pPr>
       <w:r>
-        <w:t>iOS (Search): 版本 5.22.1 (更新于 未知)</w:t>
+        <w:t>（根据版本更新内容提取）</w:t>
       </w:r>
     </w:p>
     <w:p>
       <w:r>
-        <w:t>公司动态：</w:t>
+        <w:t>主要版本及内容：</w:t>
       </w:r>
     </w:p>
     <w:p>
@@ -210,7 +244,7 @@
         <w:pStyle w:val="ListBullet"/>
       </w:pPr>
       <w:r>
-        <w:t>佳明智能手表软件更新 2026年1月：完整指南 | WristTale - Read novels on your Garmin watch (2026-02)</w:t>
+        <w:t>5.22.1（2026-02-27）：</w:t>
       </w:r>
     </w:p>
     <w:p>
@@ -218,7 +252,7 @@
         <w:pStyle w:val="ListBullet"/>
       </w:pPr>
       <w:r>
-        <w:t>告別每日一充!Garmin 多久充電一次？實測與保養解析 - UpToGo (2026-02)</w:t>
+        <w:t>2.44（2026-02-23）：</w:t>
       </w:r>
     </w:p>
     <w:p>
@@ -226,23 +260,17 @@
         <w:pStyle w:val="ListBullet"/>
       </w:pPr>
       <w:r>
-        <w:t>与connect连接后一直现实正在发送软件更新【garmin吧】_百度贴吧 (2026-02)</w:t>
+        <w:t>4.28.05（2026-02-25）：</w:t>
       </w:r>
     </w:p>
     <w:p>
-      <w:pPr>
-        <w:pStyle w:val="ListBullet"/>
-      </w:pPr>
       <w:r>
-        <w:t>佳明手表的系统更新-使用Garmin Express软件更新手表_哔哩哔哩_bilibili (2026-02)</w:t>
+        <w:t>相关动态：</w:t>
       </w:r>
     </w:p>
     <w:p>
-      <w:pPr>
-        <w:pStyle w:val="ListBullet"/>
-      </w:pPr>
       <w:r>
-        <w:t>【解決】Garmin Connectで「ソフトウェア更新を送信中」が終わらない原因と直し方（体験ベース） (2026-02)</w:t>
+        <w:t>无</w:t>
       </w:r>
     </w:p>
     <w:p>
@@ -250,7 +278,7 @@
         <w:pStyle w:val="Heading2"/>
       </w:pPr>
       <w:r>
-        <w:t>4. Zwift</w:t>
+        <w:t>软件名称：Zwift</w:t>
       </w:r>
     </w:p>
     <w:p>
@@ -260,7 +288,7 @@
     </w:p>
     <w:p>
       <w:r>
-        <w:t>主要版本：</w:t>
+        <w:t>主要新功能：</w:t>
       </w:r>
     </w:p>
     <w:p>
@@ -268,12 +296,12 @@
         <w:pStyle w:val="ListBullet"/>
       </w:pPr>
       <w:r>
-        <w:t>iOS (Search): 版本 1.108.0 (更新于 未知)</w:t>
+        <w:t>（根据版本更新内容提取）</w:t>
       </w:r>
     </w:p>
     <w:p>
       <w:r>
-        <w:t>公司动态：</w:t>
+        <w:t>主要版本及内容：</w:t>
       </w:r>
     </w:p>
     <w:p>
@@ -281,7 +309,7 @@
         <w:pStyle w:val="ListBullet"/>
       </w:pPr>
       <w:r>
-        <w:t>All About Zwift Games 2026: Where the World Comes to Race! (2026-02)</w:t>
+        <w:t>1.109.0（2026-03-11）：</w:t>
       </w:r>
     </w:p>
     <w:p>
@@ -289,7 +317,7 @@
         <w:pStyle w:val="ListBullet"/>
       </w:pPr>
       <w:r>
-        <w:t>Zwift Games Returns Bigger and Better in 2026 (2026-02)</w:t>
+        <w:t>3.80.0（2026-03-10）：</w:t>
       </w:r>
     </w:p>
     <w:p>
@@ -297,23 +325,17 @@
         <w:pStyle w:val="ListBullet"/>
       </w:pPr>
       <w:r>
-        <w:t>Zwift Games Returns for 2026 with New Routes, Bonus Stage and Expanded ... (2026-02)</w:t>
+        <w:t>453.1.0（2026-03-05）：</w:t>
       </w:r>
     </w:p>
     <w:p>
-      <w:pPr>
-        <w:pStyle w:val="ListBullet"/>
-      </w:pPr>
       <w:r>
-        <w:t>Game Updates - Zwift Insider (2026-02)</w:t>
+        <w:t>相关动态：</w:t>
       </w:r>
     </w:p>
     <w:p>
-      <w:pPr>
-        <w:pStyle w:val="ListBullet"/>
-      </w:pPr>
       <w:r>
-        <w:t>【Zwiftニュース】 Zwift新イベント発表!Tour de Zwift 2026 開催 - YouTube (2026-02)</w:t>
+        <w:t>无</w:t>
       </w:r>
     </w:p>
     <w:p>
@@ -321,7 +343,7 @@
         <w:pStyle w:val="Heading2"/>
       </w:pPr>
       <w:r>
-        <w:t>5. MyWhoosh</w:t>
+        <w:t>软件名称：MyWhoosh</w:t>
       </w:r>
     </w:p>
     <w:p>
@@ -331,7 +353,7 @@
     </w:p>
     <w:p>
       <w:r>
-        <w:t>主要版本：</w:t>
+        <w:t>主要新功能：</w:t>
       </w:r>
     </w:p>
     <w:p>
@@ -339,12 +361,12 @@
         <w:pStyle w:val="ListBullet"/>
       </w:pPr>
       <w:r>
-        <w:t>iOS (Search): 版本 5.6.1 (更新于 未知)</w:t>
+        <w:t>（根据版本更新内容提取）</w:t>
       </w:r>
     </w:p>
     <w:p>
       <w:r>
-        <w:t>公司动态：</w:t>
+        <w:t>主要版本及内容：</w:t>
       </w:r>
     </w:p>
     <w:p>
@@ -352,7 +374,33 @@
         <w:pStyle w:val="ListBullet"/>
       </w:pPr>
       <w:r>
-        <w:t>Newsletter Subscription ()</w:t>
+        <w:t>5.6.1（2026-02-18）：</w:t>
+      </w:r>
+    </w:p>
+    <w:p>
+      <w:pPr>
+        <w:pStyle w:val="ListBullet"/>
+      </w:pPr>
+      <w:r>
+        <w:t>2.3.1（2026-02-18）：</w:t>
+      </w:r>
+    </w:p>
+    <w:p>
+      <w:pPr>
+        <w:pStyle w:val="ListBullet"/>
+      </w:pPr>
+      <w:r>
+        <w:t>1.109.0（2026-03-11）：</w:t>
+      </w:r>
+    </w:p>
+    <w:p>
+      <w:r>
+        <w:t>相关动态：</w:t>
+      </w:r>
+    </w:p>
+    <w:p>
+      <w:r>
+        <w:t>无</w:t>
       </w:r>
     </w:p>
     <w:p>
@@ -360,7 +408,7 @@
         <w:pStyle w:val="Heading2"/>
       </w:pPr>
       <w:r>
-        <w:t>6. iGPSPORT</w:t>
+        <w:t>软件名称：iGPSPORT</w:t>
       </w:r>
     </w:p>
     <w:p>
@@ -370,7 +418,7 @@
     </w:p>
     <w:p>
       <w:r>
-        <w:t>主要版本：</w:t>
+        <w:t>主要新功能：</w:t>
       </w:r>
     </w:p>
     <w:p>
@@ -378,12 +426,12 @@
         <w:pStyle w:val="ListBullet"/>
       </w:pPr>
       <w:r>
-        <w:t>iOS (Search): 版本 8.06.32 (更新于 未知)</w:t>
+        <w:t>（根据版本更新内容提取）</w:t>
       </w:r>
     </w:p>
     <w:p>
       <w:r>
-        <w:t>公司动态：</w:t>
+        <w:t>主要版本及内容：</w:t>
       </w:r>
     </w:p>
     <w:p>
@@ -391,7 +439,33 @@
         <w:pStyle w:val="ListBullet"/>
       </w:pPr>
       <w:r>
-        <w:t>暂无动态信息</w:t>
+        <w:t>8.06.32（2026-03-05）：</w:t>
+      </w:r>
+    </w:p>
+    <w:p>
+      <w:pPr>
+        <w:pStyle w:val="ListBullet"/>
+      </w:pPr>
+      <w:r>
+        <w:t>453.1.0（2026-03-05）：</w:t>
+      </w:r>
+    </w:p>
+    <w:p>
+      <w:pPr>
+        <w:pStyle w:val="ListBullet"/>
+      </w:pPr>
+      <w:r>
+        <w:t>3.26.5（2026-03-05）：</w:t>
+      </w:r>
+    </w:p>
+    <w:p>
+      <w:r>
+        <w:t>相关动态：</w:t>
+      </w:r>
+    </w:p>
+    <w:p>
+      <w:r>
+        <w:t>无</w:t>
       </w:r>
     </w:p>
     <w:p>
@@ -399,7 +473,7 @@
         <w:pStyle w:val="Heading2"/>
       </w:pPr>
       <w:r>
-        <w:t>7. 行者</w:t>
+        <w:t>软件名称：行者</w:t>
       </w:r>
     </w:p>
     <w:p>
@@ -409,7 +483,7 @@
     </w:p>
     <w:p>
       <w:r>
-        <w:t>主要版本：</w:t>
+        <w:t>主要新功能：</w:t>
       </w:r>
     </w:p>
     <w:p>
@@ -417,12 +491,12 @@
         <w:pStyle w:val="ListBullet"/>
       </w:pPr>
       <w:r>
-        <w:t>iOS (Search): 版本 3.26.5 (更新于 未知)</w:t>
+        <w:t>（根据版本更新内容提取）</w:t>
       </w:r>
     </w:p>
     <w:p>
       <w:r>
-        <w:t>公司动态：</w:t>
+        <w:t>主要版本及内容：</w:t>
       </w:r>
     </w:p>
     <w:p>
@@ -430,7 +504,33 @@
         <w:pStyle w:val="ListBullet"/>
       </w:pPr>
       <w:r>
-        <w:t>暂无动态信息</w:t>
+        <w:t>3.26.5（2026-03-05）：</w:t>
+      </w:r>
+    </w:p>
+    <w:p>
+      <w:pPr>
+        <w:pStyle w:val="ListBullet"/>
+      </w:pPr>
+      <w:r>
+        <w:t>453.1.0（2026-03-05）：</w:t>
+      </w:r>
+    </w:p>
+    <w:p>
+      <w:pPr>
+        <w:pStyle w:val="ListBullet"/>
+      </w:pPr>
+      <w:r>
+        <w:t>2.6.0（2026-02-06）：</w:t>
+      </w:r>
+    </w:p>
+    <w:p>
+      <w:r>
+        <w:t>相关动态：</w:t>
+      </w:r>
+    </w:p>
+    <w:p>
+      <w:r>
+        <w:t>无</w:t>
       </w:r>
     </w:p>
     <w:p>
@@ -438,7 +538,7 @@
         <w:pStyle w:val="Heading2"/>
       </w:pPr>
       <w:r>
-        <w:t>8. Rouvy</w:t>
+        <w:t>软件名称：Rouvy</w:t>
       </w:r>
     </w:p>
     <w:p>
@@ -448,7 +548,7 @@
     </w:p>
     <w:p>
       <w:r>
-        <w:t>主要版本：</w:t>
+        <w:t>主要新功能：</w:t>
       </w:r>
     </w:p>
     <w:p>
@@ -456,12 +556,12 @@
         <w:pStyle w:val="ListBullet"/>
       </w:pPr>
       <w:r>
-        <w:t>iOS (Search): 版本 4.5.2 (更新于 未知)</w:t>
+        <w:t>（根据版本更新内容提取）</w:t>
       </w:r>
     </w:p>
     <w:p>
       <w:r>
-        <w:t>公司动态：</w:t>
+        <w:t>主要版本及内容：</w:t>
       </w:r>
     </w:p>
     <w:p>
@@ -469,7 +569,33 @@
         <w:pStyle w:val="ListBullet"/>
       </w:pPr>
       <w:r>
-        <w:t>暂无动态信息</w:t>
+        <w:t>4.5.2（2026-03-03）：</w:t>
+      </w:r>
+    </w:p>
+    <w:p>
+      <w:pPr>
+        <w:pStyle w:val="ListBullet"/>
+      </w:pPr>
+      <w:r>
+        <w:t>1.11.1（2026-02-26）：</w:t>
+      </w:r>
+    </w:p>
+    <w:p>
+      <w:pPr>
+        <w:pStyle w:val="ListBullet"/>
+      </w:pPr>
+      <w:r>
+        <w:t>1.109.0（2026-03-11）：</w:t>
+      </w:r>
+    </w:p>
+    <w:p>
+      <w:r>
+        <w:t>相关动态：</w:t>
+      </w:r>
+    </w:p>
+    <w:p>
+      <w:r>
+        <w:t>无</w:t>
       </w:r>
     </w:p>
     <w:p>
@@ -532,7 +658,7 @@
     </w:p>
     <w:p>
       <w:r>
-        <w:t>报告生成时间：2026年03月09日 02:50</w:t>
+        <w:t>报告生成时间：2026年03月12日 09:29</w:t>
         <w:br/>
         <w:t>数据来源：公开应用商店更新记录、官方公告</w:t>
       </w:r>

--- a/reports/word/2026年02月运动类App竞品更新分析报告.docx
+++ b/reports/word/2026年02月运动类App竞品更新分析报告.docx
@@ -658,7 +658,7 @@
     </w:p>
     <w:p>
       <w:r>
-        <w:t>报告生成时间：2026年03月12日 09:29</w:t>
+        <w:t>报告生成时间：2026年03月12日 09:30</w:t>
         <w:br/>
         <w:t>数据来源：公开应用商店更新记录、官方公告</w:t>
       </w:r>
